--- a/docs/prd-docx-v2/用户端App/消息中心.docx
+++ b/docs/prd-docx-v2/用户端App/消息中心.docx
@@ -1586,7 +1586,7 @@
                 <w:rFonts w:ascii="宋体" w:hAnsi="宋体" w:eastAsia="宋体"/>
                 <w:sz w:val="21"/>
               </w:rPr>
-              <w:t>`fallback.providerMessages`</w:t>
+              <w:t>业务数据</w:t>
             </w:r>
           </w:p>
         </w:tc>
@@ -1600,7 +1600,7 @@
                 <w:rFonts w:ascii="宋体" w:hAnsi="宋体" w:eastAsia="宋体"/>
                 <w:sz w:val="21"/>
               </w:rPr>
-              <w:t>`mobile-app.js`</w:t>
+              <w:t>页面逻辑</w:t>
             </w:r>
           </w:p>
         </w:tc>
@@ -1644,7 +1644,7 @@
                 <w:rFonts w:ascii="宋体" w:hAnsi="宋体" w:eastAsia="宋体"/>
                 <w:sz w:val="21"/>
               </w:rPr>
-              <w:t>`mobile-app.js` / `mock-data.js`</w:t>
+              <w:t>`mobile-app.js` / `原型数据`</w:t>
             </w:r>
           </w:p>
         </w:tc>
@@ -1688,7 +1688,7 @@
                 <w:rFonts w:ascii="宋体" w:hAnsi="宋体" w:eastAsia="宋体"/>
                 <w:sz w:val="21"/>
               </w:rPr>
-              <w:t>`mobile-app.js`</w:t>
+              <w:t>页面逻辑</w:t>
             </w:r>
           </w:p>
         </w:tc>
@@ -1718,7 +1718,7 @@
                 <w:rFonts w:ascii="宋体" w:hAnsi="宋体" w:eastAsia="宋体"/>
                 <w:sz w:val="21"/>
               </w:rPr>
-              <w:t>`state.userMe.selectedMessage`</w:t>
+              <w:t>业务数据</w:t>
             </w:r>
           </w:p>
         </w:tc>
@@ -1732,7 +1732,7 @@
                 <w:rFonts w:ascii="宋体" w:hAnsi="宋体" w:eastAsia="宋体"/>
                 <w:sz w:val="21"/>
               </w:rPr>
-              <w:t>`mobile-app.js`</w:t>
+              <w:t>页面逻辑</w:t>
             </w:r>
           </w:p>
         </w:tc>
@@ -1847,7 +1847,7 @@
           <w:rFonts w:ascii="宋体" w:hAnsi="宋体" w:eastAsia="宋体"/>
           <w:sz w:val="21"/>
         </w:rPr>
-        <w:t>- 点击会话项后，状态 `state.userMe.selectedMessage` 更新，页面渲染对话详情。</w:t>
+        <w:t>- 点击会话项后，状态 `页面状态` 更新，页面渲染对话详情。</w:t>
       </w:r>
     </w:p>
     <w:p>
@@ -1987,7 +1987,7 @@
           <w:rFonts w:ascii="宋体" w:hAnsi="宋体" w:eastAsia="宋体"/>
           <w:sz w:val="21"/>
         </w:rPr>
-        <w:t>- 通知数据来源于 `window.MockData.notifications`。  ---</w:t>
+        <w:t>- 通知数据来源于 `系统数据.notifications`。  ---</w:t>
       </w:r>
     </w:p>
     <w:p>
